--- a/Deutsch_7A/Balladen/Woche2/Handreichung_Polnisch_06-11.docx
+++ b/Deutsch_7A/Balladen/Woche2/Handreichung_Polnisch_06-11.docx
@@ -111,7 +111,7 @@
           <w:sz w:val="19"/>
           <w:szCs w:val="19"/>
         </w:rPr>
-        <w:t xml:space="preserve">Przebieg: 1 Powtórka: układ rymów i pojęcia (Ü1) · 2 Ballada jako „Ur-Ei“ · 3 Ü2 Udowodnij cechy na balladzie (karteczka) · 4 Sprawdzenie celu (Zielcheck)</w:t>
+        <w:t xml:space="preserve">Przebieg: 1 Powtórka: układ rymów i pojęcia (Ü1) · 2 Ballada jako „Ur-Ei“: trzy krótkie teksty o treningu · 3 Ü2 Udowodnij cechy na balladzie (karteczka) · 4 Sprawdzenie celu (Zielcheck)</w:t>
       </w:r>
     </w:p>
     <w:p>
@@ -503,7 +503,7 @@
                 <w:sz w:val="19"/>
                 <w:szCs w:val="19"/>
               </w:rPr>
-              <w:t xml:space="preserve">jak powieść albo relacja z meczu</w:t>
+              <w:t xml:space="preserve">jest narrator (Erzähler), który opowiada – w 3. osobie albo w 1. osobie (Ich-Erzähler)</w:t>
             </w:r>
           </w:p>
         </w:tc>
@@ -572,7 +572,7 @@
                 <w:sz w:val="19"/>
                 <w:szCs w:val="19"/>
               </w:rPr>
-              <w:t xml:space="preserve">jak scena z serialu: postacie mówią same</w:t>
+              <w:t xml:space="preserve">nie ma narratora – postacie mówią same, jak na scenie</w:t>
             </w:r>
           </w:p>
         </w:tc>
@@ -611,7 +611,7 @@
                 <w:sz w:val="19"/>
                 <w:szCs w:val="19"/>
               </w:rPr>
-              <w:t xml:space="preserve">der Erzähler</w:t>
+              <w:t xml:space="preserve">der Erzähler · der Ich-Erzähler</w:t>
             </w:r>
           </w:p>
         </w:tc>
@@ -646,7 +646,7 @@
                 <w:sz w:val="19"/>
                 <w:szCs w:val="19"/>
               </w:rPr>
-              <w:t xml:space="preserve">osoba (głos), która opowiada</w:t>
+              <w:t xml:space="preserve">narrator · narrator w 1. osobie („ich“)</w:t>
             </w:r>
           </w:p>
         </w:tc>
@@ -680,7 +680,7 @@
                 <w:sz w:val="19"/>
                 <w:szCs w:val="19"/>
               </w:rPr>
-              <w:t xml:space="preserve">die Figur</w:t>
+              <w:t xml:space="preserve">die Figur · die Figurenrede</w:t>
             </w:r>
           </w:p>
         </w:tc>
@@ -715,7 +715,7 @@
                 <w:sz w:val="19"/>
                 <w:szCs w:val="19"/>
               </w:rPr>
-              <w:t xml:space="preserve">postać w tekście</w:t>
+              <w:t xml:space="preserve">postać · słowa postaci</w:t>
             </w:r>
           </w:p>
         </w:tc>
@@ -932,7 +932,7 @@
                 <w:sz w:val="19"/>
                 <w:szCs w:val="19"/>
               </w:rPr>
-              <w:t xml:space="preserve">dokładne słowa postaci w „…“</w:t>
+              <w:t xml:space="preserve">słowa postaci w „…“ – są w epice i w dramacie!</w:t>
             </w:r>
           </w:p>
         </w:tc>
@@ -1006,52 +1006,178 @@
           </w:p>
         </w:tc>
       </w:tr>
+      <w:tr>
+        <w:trPr>
+          <w:cantSplit/>
+        </w:trPr>
+        <w:tc>
+          <w:tcPr>
+            <w:tcW w:type="dxa" w:w="2300"/>
+            <w:tcBorders>
+              <w:top w:val="single" w:color="C9D3EA" w:sz="6"/>
+              <w:left w:val="single" w:color="C9D3EA" w:sz="6"/>
+              <w:bottom w:val="single" w:color="C9D3EA" w:sz="6"/>
+              <w:right w:val="single" w:color="C9D3EA" w:sz="6"/>
+            </w:tcBorders>
+            <w:tcMar>
+              <w:top w:type="dxa" w:w="15"/>
+              <w:left w:type="dxa" w:w="60"/>
+              <w:bottom w:type="dxa" w:w="15"/>
+              <w:right w:type="dxa" w:w="100"/>
+            </w:tcMar>
+            <w:vAlign w:val="center"/>
+          </w:tcPr>
+          <w:p>
+            <w:pPr>
+              <w:spacing w:after="0" w:before="0"/>
+            </w:pPr>
+            <w:r>
+              <w:rPr>
+                <w:rFonts w:ascii="Calibri" w:cs="Calibri" w:eastAsia="Calibri" w:hAnsi="Calibri"/>
+                <w:b/>
+                <w:bCs/>
+                <w:color w:val="1E2761"/>
+                <w:sz w:val="19"/>
+                <w:szCs w:val="19"/>
+              </w:rPr>
+              <w:t xml:space="preserve">die Regieanweisung</w:t>
+            </w:r>
+          </w:p>
+        </w:tc>
+        <w:tc>
+          <w:tcPr>
+            <w:tcW w:type="dxa" w:w="3233"/>
+            <w:tcBorders>
+              <w:top w:val="single" w:color="C9D3EA" w:sz="6"/>
+              <w:left w:val="single" w:color="C9D3EA" w:sz="6"/>
+              <w:bottom w:val="single" w:color="C9D3EA" w:sz="6"/>
+              <w:right w:val="single" w:color="C9D3EA" w:sz="6"/>
+            </w:tcBorders>
+            <w:shd w:fill="FBFCFF" w:color="auto" w:val="clear"/>
+            <w:tcMar>
+              <w:top w:type="dxa" w:w="15"/>
+              <w:left w:type="dxa" w:w="60"/>
+              <w:bottom w:type="dxa" w:w="15"/>
+              <w:right w:type="dxa" w:w="100"/>
+            </w:tcMar>
+            <w:vAlign w:val="center"/>
+          </w:tcPr>
+          <w:p>
+            <w:pPr>
+              <w:spacing w:after="0" w:before="0"/>
+            </w:pPr>
+            <w:r>
+              <w:rPr>
+                <w:rFonts w:ascii="Calibri" w:cs="Calibri" w:eastAsia="Calibri" w:hAnsi="Calibri"/>
+                <w:i w:val="false"/>
+                <w:iCs w:val="false"/>
+                <w:color w:val="333333"/>
+                <w:sz w:val="19"/>
+                <w:szCs w:val="19"/>
+              </w:rPr>
+              <w:t xml:space="preserve">wskazówka w nawiasie, co robi postać (w dramacie)</w:t>
+            </w:r>
+          </w:p>
+        </w:tc>
+        <w:tc>
+          <w:tcPr>
+            <w:tcW w:type="dxa" w:w="2300"/>
+            <w:tcBorders>
+              <w:top w:val="single" w:color="C9D3EA" w:sz="6"/>
+              <w:left w:val="single" w:color="C9D3EA" w:sz="6"/>
+              <w:bottom w:val="single" w:color="C9D3EA" w:sz="6"/>
+              <w:right w:val="single" w:color="C9D3EA" w:sz="6"/>
+            </w:tcBorders>
+            <w:tcMar>
+              <w:top w:type="dxa" w:w="15"/>
+              <w:left w:type="dxa" w:w="60"/>
+              <w:bottom w:type="dxa" w:w="15"/>
+              <w:right w:type="dxa" w:w="100"/>
+            </w:tcMar>
+            <w:vAlign w:val="center"/>
+          </w:tcPr>
+          <w:p>
+            <w:pPr>
+              <w:spacing w:after="0" w:before="0"/>
+            </w:pPr>
+            <w:r>
+              <w:rPr>
+                <w:rFonts w:ascii="Calibri" w:cs="Calibri" w:eastAsia="Calibri" w:hAnsi="Calibri"/>
+                <w:b/>
+                <w:bCs/>
+                <w:color w:val="1E2761"/>
+                <w:sz w:val="19"/>
+                <w:szCs w:val="19"/>
+              </w:rPr>
+              <w:t xml:space="preserve">einleiten</w:t>
+            </w:r>
+          </w:p>
+        </w:tc>
+        <w:tc>
+          <w:tcPr>
+            <w:tcW w:type="dxa" w:w="3233"/>
+            <w:tcBorders>
+              <w:top w:val="single" w:color="C9D3EA" w:sz="6"/>
+              <w:left w:val="single" w:color="C9D3EA" w:sz="6"/>
+              <w:bottom w:val="single" w:color="C9D3EA" w:sz="6"/>
+              <w:right w:val="single" w:color="C9D3EA" w:sz="6"/>
+            </w:tcBorders>
+            <w:shd w:fill="FBFCFF" w:color="auto" w:val="clear"/>
+            <w:tcMar>
+              <w:top w:type="dxa" w:w="15"/>
+              <w:left w:type="dxa" w:w="60"/>
+              <w:bottom w:type="dxa" w:w="15"/>
+              <w:right w:type="dxa" w:w="100"/>
+            </w:tcMar>
+            <w:vAlign w:val="center"/>
+          </w:tcPr>
+          <w:p>
+            <w:pPr>
+              <w:spacing w:after="0" w:before="0"/>
+            </w:pPr>
+            <w:r>
+              <w:rPr>
+                <w:rFonts w:ascii="Calibri" w:cs="Calibri" w:eastAsia="Calibri" w:hAnsi="Calibri"/>
+                <w:i w:val="false"/>
+                <w:iCs w:val="false"/>
+                <w:color w:val="333333"/>
+                <w:sz w:val="19"/>
+                <w:szCs w:val="19"/>
+              </w:rPr>
+              <w:t xml:space="preserve">wprowadzić (np. „…“, rief mein Trainer)</w:t>
+            </w:r>
+          </w:p>
+        </w:tc>
+      </w:tr>
     </w:tbl>
     <w:p>
       <w:pPr>
-        <w:keepNext/>
-        <w:spacing w:after="10" w:before="60"/>
-      </w:pPr>
-      <w:r>
-        <w:rPr>
-          <w:rFonts w:ascii="Cambria" w:cs="Cambria" w:eastAsia="Cambria" w:hAnsi="Cambria"/>
+        <w:spacing w:after="0" w:before="30"/>
+      </w:pPr>
+      <w:r>
+        <w:rPr>
+          <w:rFonts w:ascii="Calibri" w:cs="Calibri" w:eastAsia="Calibri" w:hAnsi="Calibri"/>
           <w:b/>
           <w:bCs/>
-          <w:color w:val="7A5BA6"/>
-          <w:sz w:val="22"/>
-          <w:szCs w:val="22"/>
-        </w:rPr>
-        <w:t xml:space="preserve">Ü2 · Ur-Ei-Schnipsel</w:t>
-      </w:r>
-      <w:r>
-        <w:rPr>
-          <w:rFonts w:ascii="Calibri" w:cs="Calibri" w:eastAsia="Calibri" w:hAnsi="Calibri"/>
-          <w:i/>
-          <w:iCs/>
-          <w:color w:val="5B4A8A"/>
-          <w:sz w:val="19"/>
-          <w:szCs w:val="19"/>
-        </w:rPr>
-        <w:t xml:space="preserve">   karteczka</w:t>
-      </w:r>
-    </w:p>
-    <w:p>
-      <w:pPr>
-        <w:spacing w:after="0" w:before="0"/>
-      </w:pPr>
-      <w:r>
-        <w:rPr>
-          <w:rFonts w:ascii="Calibri" w:cs="Calibri" w:eastAsia="Calibri" w:hAnsi="Calibri"/>
           <w:color w:val="000000"/>
           <w:sz w:val="20"/>
           <w:szCs w:val="20"/>
         </w:rPr>
-        <w:t xml:space="preserve">Weise jedes Merkmal an Paddy Fingal nach. Notiere die Strophe.</w:t>
+        <w:t xml:space="preserve">Ein Training – drei Gattungen: </w:t>
+      </w:r>
+      <w:r>
+        <w:rPr>
+          <w:rFonts w:ascii="Calibri" w:cs="Calibri" w:eastAsia="Calibri" w:hAnsi="Calibri"/>
+          <w:color w:val="000000"/>
+          <w:sz w:val="20"/>
+          <w:szCs w:val="20"/>
+        </w:rPr>
+        <w:t xml:space="preserve">Welcher Text ist Lyrik, Epik, Dramatik? Woran erkennst du das?</w:t>
       </w:r>
     </w:p>
     <w:p>
       <w:pPr>
-        <w:spacing w:after="10" w:before="0"/>
+        <w:spacing w:after="40" w:before="0"/>
       </w:pPr>
       <w:r>
         <w:rPr>
@@ -1075,12 +1201,54 @@
           <w:sz w:val="19"/>
           <w:szCs w:val="19"/>
         </w:rPr>
-        <w:t xml:space="preserve">Na karteczce udowodnij każdą cechę na balladzie i zapisz numer strofy (Str.). Nr 1–3 już znasz (Lyrik).</w:t>
+        <w:t xml:space="preserve">Na prezentacji ta sama sytuacja z treningu jest trzy razy: A, B, C. Z sąsiadem przyporządkuj teksty i zapisz jedną cechę. Wskazówka: Kto tu opowiada – i czy w ogóle jest narrator? Ważne: słowa postaci (wörtliche Rede) są i w epice, i w dramacie. O gatunku decyduje, czy jest narrator.</w:t>
       </w:r>
     </w:p>
     <w:p>
       <w:pPr>
-        <w:spacing w:after="40" w:before="0"/>
+        <w:keepNext/>
+        <w:spacing w:after="10" w:before="60"/>
+      </w:pPr>
+      <w:r>
+        <w:rPr>
+          <w:rFonts w:ascii="Cambria" w:cs="Cambria" w:eastAsia="Cambria" w:hAnsi="Cambria"/>
+          <w:b/>
+          <w:bCs/>
+          <w:color w:val="7A5BA6"/>
+          <w:sz w:val="22"/>
+          <w:szCs w:val="22"/>
+        </w:rPr>
+        <w:t xml:space="preserve">Ü2 · Ur-Ei-Schnipsel</w:t>
+      </w:r>
+      <w:r>
+        <w:rPr>
+          <w:rFonts w:ascii="Calibri" w:cs="Calibri" w:eastAsia="Calibri" w:hAnsi="Calibri"/>
+          <w:i/>
+          <w:iCs/>
+          <w:color w:val="5B4A8A"/>
+          <w:sz w:val="19"/>
+          <w:szCs w:val="19"/>
+        </w:rPr>
+        <w:t xml:space="preserve">   karteczka</w:t>
+      </w:r>
+    </w:p>
+    <w:p>
+      <w:pPr>
+        <w:spacing w:after="0" w:before="0"/>
+      </w:pPr>
+      <w:r>
+        <w:rPr>
+          <w:rFonts w:ascii="Calibri" w:cs="Calibri" w:eastAsia="Calibri" w:hAnsi="Calibri"/>
+          <w:color w:val="000000"/>
+          <w:sz w:val="20"/>
+          <w:szCs w:val="20"/>
+        </w:rPr>
+        <w:t xml:space="preserve">Weise jedes Merkmal an Paddy Fingal nach. Notiere die Strophe.</w:t>
+      </w:r>
+    </w:p>
+    <w:p>
+      <w:pPr>
+        <w:spacing w:after="10" w:before="0"/>
       </w:pPr>
       <w:r>
         <w:rPr>
@@ -1104,37 +1272,12 @@
           <w:sz w:val="19"/>
           <w:szCs w:val="19"/>
         </w:rPr>
-        <w:t xml:space="preserve">1 Ile strof i ile wersów w strofie? · 2 Jaki rym w wersach 1–4? Podaj przykład. · 3 Jakimi słowami kończy się każda strofa (Kehrreim)? · 4 Wypisz postacie (Figuren). · 5 W których strofach jest początek, Höhepunkt i koniec? · 6 W jakim czasie opowiada Erzähler? Podaj przykład. · 7 Kto mówi w wörtliche Rede i w której strofie? · *8 Kto jest przeciwko komu? Jakie pytanie trzyma w napięciu?</w:t>
+        <w:t xml:space="preserve">Na karteczce udowodnij każdą cechę na balladzie i zapisz numer strofy (Str.). Nr 1–3 już znasz (Lyrik).</w:t>
       </w:r>
     </w:p>
     <w:p>
       <w:pPr>
-        <w:spacing w:after="0" w:before="40"/>
-      </w:pPr>
-      <w:r>
-        <w:rPr>
-          <w:rFonts w:ascii="Calibri" w:cs="Calibri" w:eastAsia="Calibri" w:hAnsi="Calibri"/>
-          <w:b/>
-          <w:bCs/>
-          <w:color w:val="000000"/>
-          <w:sz w:val="20"/>
-          <w:szCs w:val="20"/>
-        </w:rPr>
-        <w:t xml:space="preserve">Zielcheck: </w:t>
-      </w:r>
-      <w:r>
-        <w:rPr>
-          <w:rFonts w:ascii="Calibri" w:cs="Calibri" w:eastAsia="Calibri" w:hAnsi="Calibri"/>
-          <w:color w:val="000000"/>
-          <w:sz w:val="20"/>
-          <w:szCs w:val="20"/>
-        </w:rPr>
-        <w:t xml:space="preserve">Ordne jede Stelle einer Gattung zu: Lyrik, Epik oder Dramatik. Begründe mit dem Merkmal.</w:t>
-      </w:r>
-    </w:p>
-    <w:p>
-      <w:pPr>
-        <w:spacing w:after="0" w:before="0"/>
+        <w:spacing w:after="40" w:before="0"/>
       </w:pPr>
       <w:r>
         <w:rPr>
@@ -1158,7 +1301,61 @@
           <w:sz w:val="19"/>
           <w:szCs w:val="19"/>
         </w:rPr>
-        <w:t xml:space="preserve">Sprawdzenie celu: przyporządkuj trzy fragmenty (A, B, C) do Lyrik, Epik albo Dramatik i krótko uzasadnij po niemiecku, np. „…, weil …“. Potem porównaj z rozwiązaniem i popraw na zielono.</w:t>
+        <w:t xml:space="preserve">1 Ile strof i ile wersów w strofie? · 2 Jaki rym w wersach 1–4? Podaj przykład. · 3 Jakimi słowami kończy się każda strofa (Kehrreim)? · 4 Wypisz postacie (Figuren). · 5 W których strofach jest początek, Höhepunkt i koniec? · 6 Czy to Er- czy Ich-Erzähler? W jakim czasie opowiada? Gdzie narrator wprowadza słowa postaci (strofa, wers)? · 7 Która cała strofa to tylko słowa postaci, bez narratora? Kto mówi? · *8 Kto jest przeciwko komu? Jakie pytanie trzyma w napięciu?</w:t>
+      </w:r>
+    </w:p>
+    <w:p>
+      <w:pPr>
+        <w:spacing w:after="0" w:before="40"/>
+      </w:pPr>
+      <w:r>
+        <w:rPr>
+          <w:rFonts w:ascii="Calibri" w:cs="Calibri" w:eastAsia="Calibri" w:hAnsi="Calibri"/>
+          <w:b/>
+          <w:bCs/>
+          <w:color w:val="000000"/>
+          <w:sz w:val="20"/>
+          <w:szCs w:val="20"/>
+        </w:rPr>
+        <w:t xml:space="preserve">Zielcheck: </w:t>
+      </w:r>
+      <w:r>
+        <w:rPr>
+          <w:rFonts w:ascii="Calibri" w:cs="Calibri" w:eastAsia="Calibri" w:hAnsi="Calibri"/>
+          <w:color w:val="000000"/>
+          <w:sz w:val="20"/>
+          <w:szCs w:val="20"/>
+        </w:rPr>
+        <w:t xml:space="preserve">Ordne jede Stelle einer Gattung zu: Lyrik, Epik oder Dramatik. Begründe mit dem Merkmal. D: Epik oder Dramatik?</w:t>
+      </w:r>
+    </w:p>
+    <w:p>
+      <w:pPr>
+        <w:spacing w:after="0" w:before="0"/>
+      </w:pPr>
+      <w:r>
+        <w:rPr>
+          <w:rFonts w:ascii="Calibri" w:cs="Calibri" w:eastAsia="Calibri" w:hAnsi="Calibri"/>
+          <w:b/>
+          <w:bCs/>
+          <w:i w:val="false"/>
+          <w:iCs w:val="false"/>
+          <w:color w:val="5B4A8A"/>
+          <w:sz w:val="19"/>
+          <w:szCs w:val="19"/>
+        </w:rPr>
+        <w:t xml:space="preserve">PL: </w:t>
+      </w:r>
+      <w:r>
+        <w:rPr>
+          <w:rFonts w:ascii="Calibri" w:cs="Calibri" w:eastAsia="Calibri" w:hAnsi="Calibri"/>
+          <w:i/>
+          <w:iCs/>
+          <w:color w:val="5B4A8A"/>
+          <w:sz w:val="19"/>
+          <w:szCs w:val="19"/>
+        </w:rPr>
+        <w:t xml:space="preserve">Sprawdzenie celu: przyporządkuj fragmenty A, B, C do Lyrik, Epik albo Dramatik i krótko uzasadnij po niemiecku, np. „…, weil …“. D to zadanie sprawdzające (Prüfstein): Epik czy Dramatik? Pomyśl, czy jest narrator. Potem porównaj z rozwiązaniem i popraw na zielono.</w:t>
       </w:r>
     </w:p>
     <w:sectPr>
